--- a/materiais/HIDRO_Plano_de_aula.docx
+++ b/materiais/HIDRO_Plano_de_aula.docx
@@ -637,7 +637,7 @@
                 <w:sz w:val="20"/>
                 <w:szCs w:val="20"/>
               </w:rPr>
-              <w:t xml:space="preserve">Alagamento, enxurrada, enchente (inundação) e deslizamento; protocolo de autoproteção.</w:t>
+              <w:t xml:space="preserve">Alagamento, enxurrada, enchente e/ou inundação, e deslizamento; protocolo de autoproteção.</w:t>
             </w:r>
           </w:p>
         </w:tc>
@@ -895,7 +895,7 @@
           <w:sz w:val="22"/>
           <w:szCs w:val="22"/>
         </w:rPr>
-        <w:t xml:space="preserve"> Compreender as diferenças entre alagamento, enxurrada, enchente (inundação) e deslizamento e aplicar o protocolo básico de autoproteção (proteja-se, avise, aja) em situações simuladas.</w:t>
+        <w:t xml:space="preserve"> Compreender as diferenças entre alagamento, enxurrada, enchente, inundação e deslizamento, e aplicar o protocolo básico de autoproteção (proteja-se, avise, aja) em situações simuladas.</w:t>
       </w:r>
     </w:p>
     <w:p>
@@ -4500,7 +4500,7 @@
                 <w:sz w:val="20"/>
                 <w:szCs w:val="20"/>
               </w:rPr>
-              <w:t xml:space="preserve">Os quatro fenômenos</w:t>
+              <w:t xml:space="preserve">Enchente e inundação não são sinônimos</w:t>
             </w:r>
           </w:p>
         </w:tc>
@@ -4534,7 +4534,7 @@
                 <w:sz w:val="20"/>
                 <w:szCs w:val="20"/>
               </w:rPr>
-              <w:t xml:space="preserve">Compare alagamento, enxurrada, enchente (inundação) e deslizamento. Os estudantes completam a tabela comparativa (onde acontece, como chega, perigo principal, ação-chave) e listam sinais de alerta.</w:t>
+              <w:t xml:space="preserve">Alagamento, enxurrada, deslizamento, e a dupla enchente/inundação (o rio sobe = enchente; se transborda = inundação). Os estudantes completam a tabela comparativa (onde acontece, como chega, perigo principal, ação-chave) e listam sinais de alerta.</w:t>
             </w:r>
           </w:p>
         </w:tc>

--- a/materiais/HIDRO_Plano_de_aula.docx
+++ b/materiais/HIDRO_Plano_de_aula.docx
@@ -7581,6 +7581,14 @@
           <w:szCs w:val="18"/>
         </w:rPr>
         <w:t xml:space="preserve">Material do projeto HIDRO: Redução de Riscos. Autoria: Antonio Idêrlian Pereira de Sousa. Contato: antonioiderlian@outlook.com | antoniosousa@ufgd.edu.br. Currículo Lattes: http://lattes.cnpq.br/8679039748672255. Licenciamento em definição; use para fins educacionais, com crédito.</w:t>
+      </w:r>
+      <w:r>
+        <w:rPr>
+          <w:rFonts w:ascii="Calibri" w:hAnsi="Calibri"/>
+          <w:color w:val="4A5A73"/>
+          <w:sz w:val="18"/>
+        </w:rPr>
+        <w:t xml:space="preserve"> Programa de computador registrado no INPI sob o processo nº BR 51 2026 009207-8, titularidade da UFGD.</w:t>
       </w:r>
     </w:p>
     <w:sectPr>
